--- a/Интеллектуальный анализ данных (очная)/ Байесовская классификация/3.docx
+++ b/Интеллектуальный анализ данных (очная)/ Байесовская классификация/3.docx
@@ -6,6 +6,8 @@
       <w:pPr>
         <w:jc w:val="both"/>
       </w:pPr>
+      <w:bookmarkStart w:id="0" w:name="_GoBack"/>
+      <w:bookmarkEnd w:id="0"/>
       <w:r>
         <w:t>Снедков В.А., ЕТ-128</w:t>
       </w:r>
@@ -240,17 +242,7 @@
           <w:sz w:val="28"/>
           <w:szCs w:val="28"/>
         </w:rPr>
-        <w:t>гиперссылка на каталог репозитория с исходными текстами, набором данных и др. сопутствующими матер</w:t>
-      </w:r>
-      <w:bookmarkStart w:id="0" w:name="_GoBack"/>
-      <w:bookmarkEnd w:id="0"/>
-      <w:r>
-        <w:rPr>
-          <w:rFonts w:ascii="Times New Roman" w:hAnsi="Times New Roman" w:cs="Times New Roman"/>
-          <w:sz w:val="28"/>
-          <w:szCs w:val="28"/>
-        </w:rPr>
-        <w:t>иалами;</w:t>
+        <w:t>гиперссылка на каталог репозитория с исходными текстами, набором данных и др. сопутствующими материалами;</w:t>
       </w:r>
     </w:p>
     <w:p>
@@ -439,24 +431,14 @@
                             <w:r>
                               <w:t xml:space="preserve">Рисунок </w:t>
                             </w:r>
-                            <w:r>
-                              <w:fldChar w:fldCharType="begin"/>
-                            </w:r>
-                            <w:r>
-                              <w:instrText xml:space="preserve"> SEQ Рисунок \* ARABIC </w:instrText>
-                            </w:r>
-                            <w:r>
-                              <w:fldChar w:fldCharType="separate"/>
-                            </w:r>
-                            <w:r>
-                              <w:rPr>
-                                <w:noProof/>
-                              </w:rPr>
-                              <w:t>1</w:t>
-                            </w:r>
-                            <w:r>
-                              <w:fldChar w:fldCharType="end"/>
-                            </w:r>
+                            <w:fldSimple w:instr=" SEQ Рисунок \* ARABIC ">
+                              <w:r>
+                                <w:rPr>
+                                  <w:noProof/>
+                                </w:rPr>
+                                <w:t>1</w:t>
+                              </w:r>
+                            </w:fldSimple>
                             <w:r>
                               <w:t xml:space="preserve"> – </w:t>
                             </w:r>
@@ -497,24 +479,14 @@
                       <w:r>
                         <w:t xml:space="preserve">Рисунок </w:t>
                       </w:r>
-                      <w:r>
-                        <w:fldChar w:fldCharType="begin"/>
-                      </w:r>
-                      <w:r>
-                        <w:instrText xml:space="preserve"> SEQ Рисунок \* ARABIC </w:instrText>
-                      </w:r>
-                      <w:r>
-                        <w:fldChar w:fldCharType="separate"/>
-                      </w:r>
-                      <w:r>
-                        <w:rPr>
-                          <w:noProof/>
-                        </w:rPr>
-                        <w:t>1</w:t>
-                      </w:r>
-                      <w:r>
-                        <w:fldChar w:fldCharType="end"/>
-                      </w:r>
+                      <w:fldSimple w:instr=" SEQ Рисунок \* ARABIC ">
+                        <w:r>
+                          <w:rPr>
+                            <w:noProof/>
+                          </w:rPr>
+                          <w:t>1</w:t>
+                        </w:r>
+                      </w:fldSimple>
                       <w:r>
                         <w:t xml:space="preserve"> – </w:t>
                       </w:r>
@@ -607,19 +579,7 @@
         <w:rPr>
           <w:szCs w:val="28"/>
         </w:rPr>
-        <w:t xml:space="preserve">Видно, что </w:t>
-      </w:r>
-      <w:r>
-        <w:rPr>
-          <w:szCs w:val="28"/>
-        </w:rPr>
-        <w:t xml:space="preserve">линии метрик имеют восходящий тренд, то есть </w:t>
-      </w:r>
-      <w:r>
-        <w:rPr>
-          <w:szCs w:val="28"/>
-        </w:rPr>
-        <w:t>качество модели зависит от размера обучающей выборки, самая точная модель получилась при</w:t>
+        <w:t>Видно, что линии метрик имеют восходящий тренд, то есть качество модели зависит от размера обучающей выборки, самая точная модель получилась при</w:t>
       </w:r>
       <w:r>
         <w:rPr>
@@ -631,13 +591,7 @@
         <w:rPr>
           <w:szCs w:val="28"/>
         </w:rPr>
-        <w:t xml:space="preserve"> </w:t>
-      </w:r>
-      <w:r>
-        <w:rPr>
-          <w:szCs w:val="28"/>
-        </w:rPr>
-        <w:t xml:space="preserve">На меньших процентах выборки, точность ниже (хоть и на приемлемом уровне), т.к. модели не хватает данных. </w:t>
+        <w:t xml:space="preserve"> На меньших процентах выборки, точность ниже (хоть и на приемлемом уровне), т.к. модели не хватает данных. </w:t>
       </w:r>
     </w:p>
     <w:p>
